--- a/backend/app/gobierno_de_aplicaciones/datos/referencia/tdd_nivel2/_estable/65.docx
+++ b/backend/app/gobierno_de_aplicaciones/datos/referencia/tdd_nivel2/_estable/65.docx
@@ -60,7 +60,7 @@
           <w:bCs/>
           <w:lang w:val="es-MX"/>
         </w:rPr>
-        <w:t>Nivel objetivo: Gobierno controlado y documentado (Nivel 2)  ·  Aplicativo: Tec.cognitive  ·  24/09/2026  ·  Primera parte: secciones 0 a 3</w:t>
+        <w:t>Nivel objetivo: Gobierno controlado y documentado (Nivel 2)  ·  Aplicativo: Marketplace de Socios Formadores  ·  24/09/2026  ·  Primera parte: secciones 0 a 3</w:t>
       </w:r>
     </w:p>
     <w:p>
@@ -171,7 +171,7 @@
                 <w:szCs w:val="18"/>
                 <w:lang w:val="es-MX"/>
               </w:rPr>
-              <w:t>TDD - Descripción Técnica del Aplicativo · Tec.cognitive</w:t>
+              <w:t>TDD - Descripción Técnica del Aplicativo · Marketplace de Socios Formadores</w:t>
             </w:r>
           </w:p>
         </w:tc>
@@ -906,6 +906,7 @@
               <w:rPr>
                 <w:b w:val="0"/>
               </w:rPr>
+              <w:t>5147-HTI-001-TRXC</w:t>
             </w:r>
           </w:p>
         </w:tc>
@@ -919,6 +920,113 @@
               <w:rPr>
                 <w:b/>
               </w:rPr>
+              <w:t>C1</w:t>
+            </w:r>
+          </w:p>
+        </w:tc>
+      </w:tr>
+      <w:tr>
+        <w:trPr>
+          <w:jc w:val="center"/>
+        </w:trPr>
+        <w:tc>
+          <w:tcPr>
+            <w:tcW w:w="1927" w:type="dxa"/>
+            <w:vAlign w:val="center"/>
+          </w:tcPr>
+          <w:p>
+            <w:proofErr w:type="spellStart"/>
+            <w:r>
+              <w:t>Nombre</w:t>
+            </w:r>
+            <w:proofErr w:type="spellEnd"/>
+            <w:r>
+              <w:t xml:space="preserve"> del </w:t>
+            </w:r>
+            <w:proofErr w:type="spellStart"/>
+            <w:r>
+              <w:t>aplicativo</w:t>
+            </w:r>
+            <w:proofErr w:type="spellEnd"/>
+          </w:p>
+        </w:tc>
+        <w:tc>
+          <w:tcPr>
+            <w:tcW w:w="5783" w:type="dxa"/>
+            <w:vAlign w:val="center"/>
+          </w:tcPr>
+          <w:p>
+            <w:r>
+              <w:rPr>
+                <w:b w:val="0"/>
+              </w:rPr>
+              <w:t>Marketplace de Socios Formadores. Plataforma para conectar académicos con Socios Formadores para colaborar en proyectos.</w:t>
+            </w:r>
+          </w:p>
+        </w:tc>
+        <w:tc>
+          <w:tcPr>
+            <w:tcW w:w="1247" w:type="dxa"/>
+            <w:vAlign w:val="center"/>
+          </w:tcPr>
+          <w:p>
+            <w:r>
+              <w:rPr>
+                <w:b/>
+              </w:rPr>
+              <w:t>C1</w:t>
+            </w:r>
+          </w:p>
+        </w:tc>
+      </w:tr>
+      <w:tr>
+        <w:trPr>
+          <w:jc w:val="center"/>
+        </w:trPr>
+        <w:tc>
+          <w:tcPr>
+            <w:tcW w:w="1927" w:type="dxa"/>
+            <w:vAlign w:val="center"/>
+          </w:tcPr>
+          <w:p>
+            <w:proofErr w:type="spellStart"/>
+            <w:r>
+              <w:t>Nombres</w:t>
+            </w:r>
+            <w:proofErr w:type="spellEnd"/>
+            <w:r>
+              <w:t xml:space="preserve"> </w:t>
+            </w:r>
+            <w:proofErr w:type="spellStart"/>
+            <w:r>
+              <w:t>alternos</w:t>
+            </w:r>
+            <w:proofErr w:type="spellEnd"/>
+          </w:p>
+        </w:tc>
+        <w:tc>
+          <w:tcPr>
+            <w:tcW w:w="5783" w:type="dxa"/>
+            <w:vAlign w:val="center"/>
+          </w:tcPr>
+          <w:p>
+            <w:r>
+              <w:rPr>
+                <w:b w:val="0"/>
+              </w:rPr>
+            </w:r>
+          </w:p>
+        </w:tc>
+        <w:tc>
+          <w:tcPr>
+            <w:tcW w:w="1247" w:type="dxa"/>
+            <w:vAlign w:val="center"/>
+          </w:tcPr>
+          <w:p>
+            <w:r>
+              <w:rPr>
+                <w:b/>
+              </w:rPr>
               <w:t>C4</w:t>
             </w:r>
           </w:p>
@@ -934,19 +1042,41 @@
             <w:vAlign w:val="center"/>
           </w:tcPr>
           <w:p>
-            <w:proofErr w:type="spellStart"/>
-            <w:r>
-              <w:t>Nombre</w:t>
-            </w:r>
-            <w:proofErr w:type="spellEnd"/>
-            <w:r>
-              <w:t xml:space="preserve"> del </w:t>
-            </w:r>
-            <w:proofErr w:type="spellStart"/>
-            <w:r>
-              <w:t>aplicativo</w:t>
-            </w:r>
-            <w:proofErr w:type="spellEnd"/>
+            <w:pPr>
+              <w:rPr>
+                <w:lang w:val="es-MX"/>
+              </w:rPr>
+            </w:pPr>
+            <w:r>
+              <w:rPr>
+                <w:lang w:val="es-MX"/>
+              </w:rPr>
+              <w:t>V</w:t>
+            </w:r>
+            <w:r>
+              <w:rPr>
+                <w:lang w:val="es-MX"/>
+              </w:rPr>
+              <w:t>P</w:t>
+            </w:r>
+            <w:r>
+              <w:rPr>
+                <w:lang w:val="es-MX"/>
+              </w:rPr>
+              <w:t>A</w:t>
+            </w:r>
+            <w:r>
+              <w:rPr>
+                <w:lang w:val="es-MX"/>
+              </w:rPr>
+              <w:t>F</w:t>
+            </w:r>
+            <w:r>
+              <w:rPr>
+                <w:lang w:val="es-MX"/>
+              </w:rPr>
+              <w:t xml:space="preserve"> o Central </w:t>
+            </w:r>
           </w:p>
         </w:tc>
         <w:tc>
@@ -955,145 +1085,16 @@
             <w:vAlign w:val="center"/>
           </w:tcPr>
           <w:p>
+            <w:pPr>
+              <w:rPr>
+                <w:lang w:val="es-MX"/>
+              </w:rPr>
+            </w:pPr>
             <w:r>
               <w:rPr>
                 <w:b w:val="0"/>
               </w:rPr>
-              <w:t>Tec.cognitive</w:t>
-            </w:r>
-          </w:p>
-        </w:tc>
-        <w:tc>
-          <w:tcPr>
-            <w:tcW w:w="1247" w:type="dxa"/>
-            <w:vAlign w:val="center"/>
-          </w:tcPr>
-          <w:p>
-            <w:r>
-              <w:rPr>
-                <w:b/>
-              </w:rPr>
-              <w:t>C1</w:t>
-            </w:r>
-          </w:p>
-        </w:tc>
-      </w:tr>
-      <w:tr>
-        <w:trPr>
-          <w:jc w:val="center"/>
-        </w:trPr>
-        <w:tc>
-          <w:tcPr>
-            <w:tcW w:w="1927" w:type="dxa"/>
-            <w:vAlign w:val="center"/>
-          </w:tcPr>
-          <w:p>
-            <w:proofErr w:type="spellStart"/>
-            <w:r>
-              <w:t>Nombres</w:t>
-            </w:r>
-            <w:proofErr w:type="spellEnd"/>
-            <w:r>
-              <w:t xml:space="preserve"> </w:t>
-            </w:r>
-            <w:proofErr w:type="spellStart"/>
-            <w:r>
-              <w:t>alternos</w:t>
-            </w:r>
-            <w:proofErr w:type="spellEnd"/>
-          </w:p>
-        </w:tc>
-        <w:tc>
-          <w:tcPr>
-            <w:tcW w:w="5783" w:type="dxa"/>
-            <w:vAlign w:val="center"/>
-          </w:tcPr>
-          <w:p>
-            <w:r>
-              <w:rPr>
-                <w:b w:val="0"/>
-              </w:rPr>
-            </w:r>
-          </w:p>
-        </w:tc>
-        <w:tc>
-          <w:tcPr>
-            <w:tcW w:w="1247" w:type="dxa"/>
-            <w:vAlign w:val="center"/>
-          </w:tcPr>
-          <w:p>
-            <w:r>
-              <w:rPr>
-                <w:b/>
-              </w:rPr>
-              <w:t>C4</w:t>
-            </w:r>
-          </w:p>
-        </w:tc>
-      </w:tr>
-      <w:tr>
-        <w:trPr>
-          <w:jc w:val="center"/>
-        </w:trPr>
-        <w:tc>
-          <w:tcPr>
-            <w:tcW w:w="1927" w:type="dxa"/>
-            <w:vAlign w:val="center"/>
-          </w:tcPr>
-          <w:p>
-            <w:pPr>
-              <w:rPr>
-                <w:lang w:val="es-MX"/>
-              </w:rPr>
-            </w:pPr>
-            <w:r>
-              <w:rPr>
-                <w:lang w:val="es-MX"/>
-              </w:rPr>
-              <w:t>V</w:t>
-            </w:r>
-            <w:r>
-              <w:rPr>
-                <w:lang w:val="es-MX"/>
-              </w:rPr>
-              <w:t>P</w:t>
-            </w:r>
-            <w:r>
-              <w:rPr>
-                <w:lang w:val="es-MX"/>
-              </w:rPr>
-              <w:t>A</w:t>
-            </w:r>
-            <w:r>
-              <w:rPr>
-                <w:lang w:val="es-MX"/>
-              </w:rPr>
-              <w:t>F</w:t>
-            </w:r>
-            <w:r>
-              <w:rPr>
-                <w:lang w:val="es-MX"/>
-              </w:rPr>
-              <w:t xml:space="preserve"> o Central </w:t>
-            </w:r>
-          </w:p>
-        </w:tc>
-        <w:tc>
-          <w:tcPr>
-            <w:tcW w:w="5783" w:type="dxa"/>
-            <w:vAlign w:val="center"/>
-          </w:tcPr>
-          <w:p>
-            <w:pPr>
-              <w:rPr>
-                <w:lang w:val="es-MX"/>
-              </w:rPr>
-            </w:pPr>
-            <w:r>
-              <w:rPr>
-                <w:b w:val="0"/>
-              </w:rPr>
-              <w:t>VPAF.</w:t>
+              <w:t>VPAF. Ecosistema VEC.</w:t>
             </w:r>
           </w:p>
         </w:tc>
@@ -1311,7 +1312,7 @@
               <w:rPr>
                 <w:b w:val="0"/>
               </w:rPr>
-              <w:t>Mission Critical.</w:t>
+              <w:t>Medium.</w:t>
             </w:r>
           </w:p>
         </w:tc>
@@ -1561,7 +1562,6 @@
               <w:rPr>
                 <w:b w:val="0"/>
               </w:rPr>
-              <w:t>Active</w:t>
             </w:r>
           </w:p>
         </w:tc>
@@ -1575,7 +1575,7 @@
               <w:rPr>
                 <w:b/>
               </w:rPr>
-              <w:t>C1</w:t>
+              <w:t>C4</w:t>
             </w:r>
           </w:p>
         </w:tc>
@@ -2347,7 +2347,6 @@
               <w:rPr>
                 <w:b w:val="0"/>
               </w:rPr>
-              <w:t>Manuel Terán Melgarejo (Gerencia del Centro de Arquitectura y Habilitación de IA)</w:t>
             </w:r>
           </w:p>
         </w:tc>
@@ -2361,7 +2360,7 @@
               <w:rPr>
                 <w:b/>
               </w:rPr>
-              <w:t>C1</w:t>
+              <w:t>C4</w:t>
             </w:r>
           </w:p>
         </w:tc>
@@ -2615,6 +2614,7 @@
               <w:rPr>
                 <w:b w:val="0"/>
               </w:rPr>
+              <w:t>Nivel de customización: Custom Development.</w:t>
             </w:r>
           </w:p>
         </w:tc>
@@ -2628,7 +2628,7 @@
               <w:rPr>
                 <w:b/>
               </w:rPr>
-              <w:t>C4</w:t>
+              <w:t>C1</w:t>
             </w:r>
           </w:p>
         </w:tc>
@@ -2781,6 +2781,7 @@
               <w:rPr>
                 <w:b w:val="0"/>
               </w:rPr>
+              <w:t>mariano_uriostegui@tec.mx</w:t>
             </w:r>
           </w:p>
         </w:tc>
@@ -2794,98 +2795,98 @@
               <w:rPr>
                 <w:b/>
               </w:rPr>
+              <w:t>C1</w:t>
+            </w:r>
+          </w:p>
+        </w:tc>
+      </w:tr>
+      <w:tr>
+        <w:trPr>
+          <w:jc w:val="center"/>
+        </w:trPr>
+        <w:tc>
+          <w:tcPr>
+            <w:tcW w:w="1927" w:type="dxa"/>
+            <w:vAlign w:val="center"/>
+          </w:tcPr>
+          <w:p>
+            <w:proofErr w:type="spellStart"/>
+            <w:r>
+              <w:t>Operación</w:t>
+            </w:r>
+            <w:proofErr w:type="spellEnd"/>
+          </w:p>
+        </w:tc>
+        <w:tc>
+          <w:tcPr>
+            <w:tcW w:w="5783" w:type="dxa"/>
+            <w:vAlign w:val="center"/>
+          </w:tcPr>
+          <w:p>
+            <w:r>
+              <w:rPr>
+                <w:b w:val="0"/>
+              </w:rPr>
+              <w:t>mariano_uriostegui@tec.mx</w:t>
+            </w:r>
+          </w:p>
+        </w:tc>
+        <w:tc>
+          <w:tcPr>
+            <w:tcW w:w="1247" w:type="dxa"/>
+            <w:vAlign w:val="center"/>
+          </w:tcPr>
+          <w:p>
+            <w:r>
+              <w:rPr>
+                <w:b/>
+              </w:rPr>
+              <w:t>C1</w:t>
+            </w:r>
+          </w:p>
+        </w:tc>
+      </w:tr>
+      <w:tr>
+        <w:trPr>
+          <w:jc w:val="center"/>
+        </w:trPr>
+        <w:tc>
+          <w:tcPr>
+            <w:tcW w:w="1927" w:type="dxa"/>
+            <w:vAlign w:val="center"/>
+          </w:tcPr>
+          <w:p>
+            <w:proofErr w:type="spellStart"/>
+            <w:r>
+              <w:t>Decomiso</w:t>
+            </w:r>
+            <w:proofErr w:type="spellEnd"/>
+          </w:p>
+        </w:tc>
+        <w:tc>
+          <w:tcPr>
+            <w:tcW w:w="5783" w:type="dxa"/>
+            <w:vAlign w:val="center"/>
+          </w:tcPr>
+          <w:p>
+            <w:r>
+              <w:rPr>
+                <w:b w:val="0"/>
+              </w:rPr>
+            </w:r>
+          </w:p>
+        </w:tc>
+        <w:tc>
+          <w:tcPr>
+            <w:tcW w:w="1247" w:type="dxa"/>
+            <w:vAlign w:val="center"/>
+          </w:tcPr>
+          <w:p>
+            <w:r>
+              <w:rPr>
+                <w:b/>
+              </w:rPr>
               <w:t>C4</w:t>
-            </w:r>
-          </w:p>
-        </w:tc>
-      </w:tr>
-      <w:tr>
-        <w:trPr>
-          <w:jc w:val="center"/>
-        </w:trPr>
-        <w:tc>
-          <w:tcPr>
-            <w:tcW w:w="1927" w:type="dxa"/>
-            <w:vAlign w:val="center"/>
-          </w:tcPr>
-          <w:p>
-            <w:proofErr w:type="spellStart"/>
-            <w:r>
-              <w:t>Operación</w:t>
-            </w:r>
-            <w:proofErr w:type="spellEnd"/>
-          </w:p>
-        </w:tc>
-        <w:tc>
-          <w:tcPr>
-            <w:tcW w:w="5783" w:type="dxa"/>
-            <w:vAlign w:val="center"/>
-          </w:tcPr>
-          <w:p>
-            <w:r>
-              <w:rPr>
-                <w:b w:val="0"/>
-              </w:rPr>
-            </w:r>
-          </w:p>
-        </w:tc>
-        <w:tc>
-          <w:tcPr>
-            <w:tcW w:w="1247" w:type="dxa"/>
-            <w:vAlign w:val="center"/>
-          </w:tcPr>
-          <w:p>
-            <w:r>
-              <w:rPr>
-                <w:b/>
-              </w:rPr>
-              <w:t>C4</w:t>
-            </w:r>
-          </w:p>
-        </w:tc>
-      </w:tr>
-      <w:tr>
-        <w:trPr>
-          <w:jc w:val="center"/>
-        </w:trPr>
-        <w:tc>
-          <w:tcPr>
-            <w:tcW w:w="1927" w:type="dxa"/>
-            <w:vAlign w:val="center"/>
-          </w:tcPr>
-          <w:p>
-            <w:proofErr w:type="spellStart"/>
-            <w:r>
-              <w:t>Decomiso</w:t>
-            </w:r>
-            <w:proofErr w:type="spellEnd"/>
-          </w:p>
-        </w:tc>
-        <w:tc>
-          <w:tcPr>
-            <w:tcW w:w="5783" w:type="dxa"/>
-            <w:vAlign w:val="center"/>
-          </w:tcPr>
-          <w:p>
-            <w:r>
-              <w:rPr>
-                <w:b w:val="0"/>
-              </w:rPr>
-              <w:t>No aplica. El habilitador está activo.</w:t>
-            </w:r>
-          </w:p>
-        </w:tc>
-        <w:tc>
-          <w:tcPr>
-            <w:tcW w:w="1247" w:type="dxa"/>
-            <w:vAlign w:val="center"/>
-          </w:tcPr>
-          <w:p>
-            <w:r>
-              <w:rPr>
-                <w:b/>
-              </w:rPr>
-              <w:t>C1</w:t>
             </w:r>
           </w:p>
         </w:tc>
@@ -3092,7 +3093,7 @@
               <w:rPr>
                 <w:b w:val="0"/>
               </w:rPr>
-              <w:t>Dueño de negocio</w:t>
+              <w:t>Responsable funcional</w:t>
             </w:r>
           </w:p>
         </w:tc>
@@ -3106,7 +3107,7 @@
               <w:rPr>
                 <w:b w:val="0"/>
               </w:rPr>
-              <w:t>Manuel Terán Melgarejo (Gerencia del Centro de Arquitectura y Habilitación de IA)</w:t>
+              <w:t>daniel_ayala@tec.mx</w:t>
             </w:r>
           </w:p>
         </w:tc>
@@ -3120,7 +3121,7 @@
               <w:rPr>
                 <w:b w:val="0"/>
               </w:rPr>
-              <w:t>No se tiene</w:t>
+              <w:t>daniel_ayala@tec.mx</w:t>
             </w:r>
           </w:p>
         </w:tc>
@@ -3155,6 +3156,243 @@
                 <w:b w:val="0"/>
               </w:rPr>
               <w:t>2</w:t>
+            </w:r>
+            <w:proofErr w:type="spellEnd"/>
+            <w:proofErr w:type="spellStart"/>
+            <w:proofErr w:type="spellEnd"/>
+          </w:p>
+        </w:tc>
+        <w:tc>
+          <w:tcPr>
+            <w:tcW w:w="2211" w:type="dxa"/>
+            <w:vAlign w:val="center"/>
+          </w:tcPr>
+          <w:p>
+            <w:r>
+              <w:rPr>
+                <w:b w:val="0"/>
+              </w:rPr>
+              <w:t>Responsable de implementación</w:t>
+            </w:r>
+          </w:p>
+        </w:tc>
+        <w:tc>
+          <w:tcPr>
+            <w:tcW w:w="2891" w:type="dxa"/>
+            <w:vAlign w:val="center"/>
+          </w:tcPr>
+          <w:p>
+            <w:r>
+              <w:rPr>
+                <w:b w:val="0"/>
+              </w:rPr>
+              <w:t>gerardo.suarez@tec.mx</w:t>
+            </w:r>
+          </w:p>
+        </w:tc>
+        <w:tc>
+          <w:tcPr>
+            <w:tcW w:w="2268" w:type="dxa"/>
+            <w:vAlign w:val="center"/>
+          </w:tcPr>
+          <w:p>
+            <w:r>
+              <w:rPr>
+                <w:b w:val="0"/>
+              </w:rPr>
+              <w:t>gerardo.suarez@tec.mx</w:t>
+            </w:r>
+          </w:p>
+        </w:tc>
+        <w:tc>
+          <w:tcPr>
+            <w:tcW w:w="623" w:type="dxa"/>
+            <w:vAlign w:val="center"/>
+          </w:tcPr>
+          <w:p>
+            <w:r>
+              <w:rPr>
+                <w:b/>
+              </w:rPr>
+              <w:t>C1</w:t>
+            </w:r>
+          </w:p>
+        </w:tc>
+      </w:tr>
+      <w:tr>
+        <w:trPr>
+          <w:jc w:val="center"/>
+        </w:trPr>
+        <w:tc>
+          <w:tcPr>
+            <w:tcW w:w="510" w:type="dxa"/>
+            <w:vAlign w:val="center"/>
+          </w:tcPr>
+          <w:p>
+            <w:proofErr w:type="spellStart"/>
+            <w:r>
+              <w:rPr>
+                <w:b w:val="0"/>
+              </w:rPr>
+              <w:t>3</w:t>
+            </w:r>
+            <w:proofErr w:type="spellEnd"/>
+            <w:proofErr w:type="spellStart"/>
+            <w:proofErr w:type="spellEnd"/>
+          </w:p>
+        </w:tc>
+        <w:tc>
+          <w:tcPr>
+            <w:tcW w:w="2211" w:type="dxa"/>
+            <w:vAlign w:val="center"/>
+          </w:tcPr>
+          <w:p>
+            <w:r>
+              <w:rPr>
+                <w:b w:val="0"/>
+              </w:rPr>
+              <w:t>Responsable de operación</w:t>
+            </w:r>
+          </w:p>
+        </w:tc>
+        <w:tc>
+          <w:tcPr>
+            <w:tcW w:w="2891" w:type="dxa"/>
+            <w:vAlign w:val="center"/>
+          </w:tcPr>
+          <w:p>
+            <w:r>
+              <w:rPr>
+                <w:b w:val="0"/>
+              </w:rPr>
+              <w:t>mariano_uriostegui@tec.mx</w:t>
+            </w:r>
+          </w:p>
+        </w:tc>
+        <w:tc>
+          <w:tcPr>
+            <w:tcW w:w="2268" w:type="dxa"/>
+            <w:vAlign w:val="center"/>
+          </w:tcPr>
+          <w:p>
+            <w:r>
+              <w:rPr>
+                <w:b w:val="0"/>
+              </w:rPr>
+              <w:t>mariano_uriostegui@tec.mx</w:t>
+            </w:r>
+          </w:p>
+        </w:tc>
+        <w:tc>
+          <w:tcPr>
+            <w:tcW w:w="623" w:type="dxa"/>
+            <w:vAlign w:val="center"/>
+          </w:tcPr>
+          <w:p>
+            <w:r>
+              <w:rPr>
+                <w:b/>
+              </w:rPr>
+              <w:t>C1</w:t>
+            </w:r>
+          </w:p>
+        </w:tc>
+      </w:tr>
+      <w:tr>
+        <w:trPr>
+          <w:jc w:val="center"/>
+        </w:trPr>
+        <w:tc>
+          <w:tcPr>
+            <w:tcW w:w="510" w:type="dxa"/>
+            <w:vAlign w:val="center"/>
+          </w:tcPr>
+          <w:p>
+            <w:proofErr w:type="spellStart"/>
+            <w:r>
+              <w:rPr>
+                <w:b w:val="0"/>
+              </w:rPr>
+              <w:t>4</w:t>
+            </w:r>
+            <w:proofErr w:type="spellEnd"/>
+            <w:proofErr w:type="spellStart"/>
+            <w:proofErr w:type="spellEnd"/>
+          </w:p>
+        </w:tc>
+        <w:tc>
+          <w:tcPr>
+            <w:tcW w:w="2211" w:type="dxa"/>
+            <w:vAlign w:val="center"/>
+          </w:tcPr>
+          <w:p>
+            <w:r>
+              <w:rPr>
+                <w:b w:val="0"/>
+              </w:rPr>
+              <w:t>Responsable de soporte</w:t>
+            </w:r>
+          </w:p>
+        </w:tc>
+        <w:tc>
+          <w:tcPr>
+            <w:tcW w:w="2891" w:type="dxa"/>
+            <w:vAlign w:val="center"/>
+          </w:tcPr>
+          <w:p>
+            <w:r>
+              <w:rPr>
+                <w:b w:val="0"/>
+              </w:rPr>
+              <w:t>mariano_uriostegui@tec.mx</w:t>
+            </w:r>
+          </w:p>
+        </w:tc>
+        <w:tc>
+          <w:tcPr>
+            <w:tcW w:w="2268" w:type="dxa"/>
+            <w:vAlign w:val="center"/>
+          </w:tcPr>
+          <w:p>
+            <w:r>
+              <w:rPr>
+                <w:b w:val="0"/>
+              </w:rPr>
+              <w:t>mariano_uriostegui@tec.mx</w:t>
+            </w:r>
+          </w:p>
+        </w:tc>
+        <w:tc>
+          <w:tcPr>
+            <w:tcW w:w="623" w:type="dxa"/>
+            <w:vAlign w:val="center"/>
+          </w:tcPr>
+          <w:p>
+            <w:r>
+              <w:rPr>
+                <w:b/>
+              </w:rPr>
+              <w:t>C1</w:t>
+            </w:r>
+          </w:p>
+        </w:tc>
+      </w:tr>
+      <w:tr>
+        <w:trPr>
+          <w:jc w:val="center"/>
+        </w:trPr>
+        <w:tc>
+          <w:tcPr>
+            <w:tcW w:w="510" w:type="dxa"/>
+            <w:vAlign w:val="center"/>
+          </w:tcPr>
+          <w:p>
+            <w:proofErr w:type="spellStart"/>
+            <w:r>
+              <w:rPr>
+                <w:b w:val="0"/>
+              </w:rPr>
+              <w:t>5</w:t>
             </w:r>
             <w:proofErr w:type="spellEnd"/>
             <w:proofErr w:type="spellStart"/>
@@ -3500,6 +3738,7 @@
               <w:rPr>
                 <w:b w:val="0"/>
               </w:rPr>
+              <w:t>https://www.mpstec.mx/</w:t>
             </w:r>
           </w:p>
         </w:tc>
@@ -3513,7 +3752,7 @@
               <w:rPr>
                 <w:b/>
               </w:rPr>
-              <w:t>C4</w:t>
+              <w:t>C1</w:t>
             </w:r>
           </w:p>
         </w:tc>
@@ -3662,7 +3901,6 @@
               <w:rPr>
                 <w:b w:val="0"/>
               </w:rPr>
-              <w:t>Active</w:t>
             </w:r>
           </w:p>
         </w:tc>
@@ -3676,7 +3914,7 @@
               <w:rPr>
                 <w:b/>
               </w:rPr>
-              <w:t>C1</w:t>
+              <w:t>C4</w:t>
             </w:r>
           </w:p>
         </w:tc>
